--- a/job-search/resumes/31_U_S_Bancorp_Business_Analyst_Reconciliation_and_Payment_Te.docx
+++ b/job-search/resumes/31_U_S_Bancorp_Business_Analyst_Reconciliation_and_Payment_Te.docx
@@ -56,7 +56,7 @@
     </w:p>
     <w:p>
       <w:pPr>
-        <w:spacing w:after="60" w:before="160" w:line="240" w:lineRule="auto"/>
+        <w:spacing w:after="60" w:before="140" w:line="240" w:lineRule="auto"/>
         <w:pBdr>
           <w:bottom w:val="single" w:sz="6" w:space="2" w:color="BFBFBF"/>
         </w:pBdr>
@@ -84,12 +84,12 @@
           <w:i w:val="0"/>
           <w:sz w:val="20"/>
         </w:rPr>
-        <w:t>Business analyst with 6+ years acting as the bridge between business partners and technical teams, translating business need into requirements that survive design, build, test and release. Writes user stories and acceptance criteria, authors test cases, partners with QA through defect triage, and drives UAT and business acceptance to formal sign-off. Comfortable across SAP, SQL Server, Snowflake and Informatica, performing impact and scope analysis over integrated systems before build. Advanced SQL and Python, Power BI and Tableau, with a track record of dashboards that cut reporting time and KPI frameworks leadership actually uses. M.S. Information Systems; B.E. Industrial Engineering.</w:t>
+        <w:t>Business analyst with 6+ years acting as the bridge between business partners and technical teams, translating business need into requirements that hold through design, build, testing and release. Writes user stories and acceptance criteria, authors test cases, partners with QA through defect triage, and drives UAT and business acceptance to formal sign-off. Advanced SQL and Python with Power BI and Tableau — dashboards that cut reporting time 30% and KPI frameworks presented monthly to senior leadership. Delivered a full SAP migration at 100% data integrity with a 40% drop in data entry errors, under documented quality controls and auditable, lineage-traceable data flows.</w:t>
       </w:r>
     </w:p>
     <w:p>
       <w:pPr>
-        <w:spacing w:after="60" w:before="160" w:line="240" w:lineRule="auto"/>
+        <w:spacing w:after="60" w:before="140" w:line="240" w:lineRule="auto"/>
         <w:pBdr>
           <w:bottom w:val="single" w:sz="6" w:space="2" w:color="BFBFBF"/>
         </w:pBdr>
@@ -117,12 +117,12 @@
           <w:i w:val="0"/>
           <w:sz w:val="19"/>
         </w:rPr>
-        <w:t>Requirements Elicitation &amp; Documentation  ·  User Stories &amp; Acceptance Criteria  ·  UAT &amp; Business Acceptance Testing  ·  Test Case Authoring &amp; QA Partnership  ·  Current/Future-State Process Analysis  ·  Requirements Traceability  ·  SQL &amp; Python Analysis  ·  Power BI &amp; Tableau Dashboards  ·  KPI Design &amp; Executive Reporting  ·  Ad-hoc &amp; Self-Service Reporting  ·  Systems &amp; Integration Impact Analysis  ·  ERP (SAP) Implementation Support</w:t>
+        <w:t>solution documentation  ·  UAT / user acceptance testing  ·  cross-functional collaboration  ·  healthcare data  ·  operational &amp; executive reporting  ·  test planning  ·  defect triage &amp; root cause  ·  platform migration  ·  auditability &amp; controls  ·  SAFe  ·  stakeholder management  ·  reconciliation  ·  Excel (advanced)  ·  dashboards</w:t>
       </w:r>
     </w:p>
     <w:p>
       <w:pPr>
-        <w:spacing w:after="60" w:before="160" w:line="240" w:lineRule="auto"/>
+        <w:spacing w:after="60" w:before="140" w:line="240" w:lineRule="auto"/>
         <w:pBdr>
           <w:bottom w:val="single" w:sz="6" w:space="2" w:color="BFBFBF"/>
         </w:pBdr>
@@ -149,14 +149,14 @@
           <w:b/>
           <w:sz w:val="20"/>
         </w:rPr>
-        <w:t xml:space="preserve">Business Analysis: </w:t>
+        <w:t xml:space="preserve">Testing &amp; Quality: </w:t>
       </w:r>
       <w:r>
         <w:rPr>
           <w:rFonts w:ascii="Calibri" w:hAnsi="Calibri"/>
           <w:sz w:val="20"/>
         </w:rPr>
-        <w:t>Requirements elicitation, functional &amp; non-functional specs, user stories, acceptance criteria, process flows (Visio), current/future-state and gap analysis</w:t>
+        <w:t>UAT / user acceptance testing, test planning, defect triage &amp; root cause</w:t>
       </w:r>
     </w:p>
     <w:p>
@@ -176,7 +176,7 @@
           <w:rFonts w:ascii="Calibri" w:hAnsi="Calibri"/>
           <w:sz w:val="20"/>
         </w:rPr>
-        <w:t>Agile/Scrum, SAFe, Waterfall, hybrid delivery, JIRA, Confluence, Smartsheet, Lean, root cause analysis</w:t>
+        <w:t>cross-functional collaboration, SAFe, stakeholder management, Agile/Scrum, Waterfall, JIRA, Confluence</w:t>
       </w:r>
     </w:p>
     <w:p>
@@ -189,14 +189,74 @@
           <w:b/>
           <w:sz w:val="20"/>
         </w:rPr>
-        <w:t xml:space="preserve">Analytics &amp; Querying: </w:t>
+        <w:t xml:space="preserve">Business Analysis: </w:t>
       </w:r>
       <w:r>
         <w:rPr>
           <w:rFonts w:ascii="Calibri" w:hAnsi="Calibri"/>
           <w:sz w:val="20"/>
         </w:rPr>
-        <w:t>SQL (advanced), Python (Pandas, NumPy, Scikit-learn), Excel (advanced), SAS, VBA, PowerShell</w:t>
+        <w:t>solution documentation, future-state design</w:t>
+      </w:r>
+    </w:p>
+    <w:p>
+      <w:pPr>
+        <w:spacing w:after="20" w:before="0" w:line="240" w:lineRule="auto"/>
+      </w:pPr>
+      <w:r>
+        <w:rPr>
+          <w:rFonts w:ascii="Calibri" w:hAnsi="Calibri"/>
+          <w:b/>
+          <w:sz w:val="20"/>
+        </w:rPr>
+        <w:t xml:space="preserve">BI &amp; Visualization: </w:t>
+      </w:r>
+      <w:r>
+        <w:rPr>
+          <w:rFonts w:ascii="Calibri" w:hAnsi="Calibri"/>
+          <w:sz w:val="20"/>
+        </w:rPr>
+        <w:t>operational &amp; executive reporting, dashboards, Power BI (DAX, Power Query), Tableau, SSRS, KPI design &amp; monitoring</w:t>
+      </w:r>
+    </w:p>
+    <w:p>
+      <w:pPr>
+        <w:spacing w:after="20" w:before="0" w:line="240" w:lineRule="auto"/>
+      </w:pPr>
+      <w:r>
+        <w:rPr>
+          <w:rFonts w:ascii="Calibri" w:hAnsi="Calibri"/>
+          <w:b/>
+          <w:sz w:val="20"/>
+        </w:rPr>
+        <w:t xml:space="preserve">Data Governance: </w:t>
+      </w:r>
+      <w:r>
+        <w:rPr>
+          <w:rFonts w:ascii="Calibri" w:hAnsi="Calibri"/>
+          <w:sz w:val="20"/>
+        </w:rPr>
+        <w:t>auditability &amp; controls, governance catalog tooling</w:t>
+      </w:r>
+    </w:p>
+    <w:p>
+      <w:pPr>
+        <w:spacing w:after="20" w:before="0" w:line="240" w:lineRule="auto"/>
+      </w:pPr>
+      <w:r>
+        <w:rPr>
+          <w:rFonts w:ascii="Calibri" w:hAnsi="Calibri"/>
+          <w:b/>
+          <w:sz w:val="20"/>
+        </w:rPr>
+        <w:t xml:space="preserve">Domain Expertise: </w:t>
+      </w:r>
+      <w:r>
+        <w:rPr>
+          <w:rFonts w:ascii="Calibri" w:hAnsi="Calibri"/>
+          <w:sz w:val="20"/>
+        </w:rPr>
+        <w:t>healthcare data</w:t>
       </w:r>
     </w:p>
     <w:p>
@@ -216,7 +276,7 @@
           <w:rFonts w:ascii="Calibri" w:hAnsi="Calibri"/>
           <w:sz w:val="20"/>
         </w:rPr>
-        <w:t>ETL pipeline development, Informatica, large-dataset cleaning &amp; processing, data modeling, database design, system integration</w:t>
+        <w:t>platform migration, ETL pipeline development, Informatica, data modeling, system &amp; data integration</w:t>
       </w:r>
     </w:p>
     <w:p>
@@ -229,14 +289,14 @@
           <w:b/>
           <w:sz w:val="20"/>
         </w:rPr>
-        <w:t xml:space="preserve">Testing &amp; Quality: </w:t>
+        <w:t xml:space="preserve">Analytics &amp; Modeling: </w:t>
       </w:r>
       <w:r>
         <w:rPr>
           <w:rFonts w:ascii="Calibri" w:hAnsi="Calibri"/>
           <w:sz w:val="20"/>
         </w:rPr>
-        <w:t>Test scenarios &amp; test cases, test data preparation, QA partnership, defect triage, UAT and business acceptance</w:t>
+        <w:t>reconciliation, forecasting, statistical analysis, root cause analysis</w:t>
       </w:r>
     </w:p>
     <w:p>
@@ -249,19 +309,19 @@
           <w:b/>
           <w:sz w:val="20"/>
         </w:rPr>
-        <w:t xml:space="preserve">BI &amp; Visualization: </w:t>
+        <w:t xml:space="preserve">Languages &amp; Querying: </w:t>
       </w:r>
       <w:r>
         <w:rPr>
           <w:rFonts w:ascii="Calibri" w:hAnsi="Calibri"/>
           <w:sz w:val="20"/>
         </w:rPr>
-        <w:t>Power BI (DAX, Power Query), Tableau, SSRS, executive dashboards, KPI scorecards</w:t>
+        <w:t>Excel (advanced), SQL (advanced), Python (Pandas, NumPy, Scikit-learn), VBA</w:t>
       </w:r>
     </w:p>
     <w:p>
       <w:pPr>
-        <w:spacing w:after="60" w:before="160" w:line="240" w:lineRule="auto"/>
+        <w:spacing w:after="60" w:before="140" w:line="240" w:lineRule="auto"/>
         <w:pBdr>
           <w:bottom w:val="single" w:sz="6" w:space="2" w:color="BFBFBF"/>
         </w:pBdr>
@@ -317,7 +377,77 @@
           <w:rFonts w:ascii="Calibri" w:hAnsi="Calibri"/>
           <w:sz w:val="20"/>
         </w:rPr>
+        <w:t>Serve as an expert resource to report consumers and mentor junior analysts on analytical methods, documentation standards and stakeholder communication.</w:t>
+      </w:r>
+    </w:p>
+    <w:p>
+      <w:pPr>
+        <w:pStyle w:val="ListBullet"/>
+        <w:spacing w:after="40" w:before="0" w:line="240" w:lineRule="auto"/>
+        <w:ind w:left="259" w:hanging="187"/>
+      </w:pPr>
+      <w:r>
+        <w:rPr>
+          <w:rFonts w:ascii="Calibri" w:hAnsi="Calibri"/>
+          <w:sz w:val="20"/>
+        </w:rPr>
+        <w:t>Engineered and deployed interactive Power BI dashboards integrating disparate enterprise data sources, cutting reporting time 30% and generating $20,000 in annual savings.</w:t>
+      </w:r>
+    </w:p>
+    <w:p>
+      <w:pPr>
+        <w:pStyle w:val="ListBullet"/>
+        <w:spacing w:after="40" w:before="0" w:line="240" w:lineRule="auto"/>
+        <w:ind w:left="259" w:hanging="187"/>
+      </w:pPr>
+      <w:r>
+        <w:rPr>
+          <w:rFonts w:ascii="Calibri" w:hAnsi="Calibri"/>
+          <w:sz w:val="20"/>
+        </w:rPr>
+        <w:t>Lead a monthly executive reporting cadence, presenting dashboard-driven insight on performance, risks and trends to align senior leadership on priorities.</w:t>
+      </w:r>
+    </w:p>
+    <w:p>
+      <w:pPr>
+        <w:pStyle w:val="ListBullet"/>
+        <w:spacing w:after="40" w:before="0" w:line="240" w:lineRule="auto"/>
+        <w:ind w:left="259" w:hanging="187"/>
+      </w:pPr>
+      <w:r>
+        <w:rPr>
+          <w:rFonts w:ascii="Calibri" w:hAnsi="Calibri"/>
+          <w:sz w:val="20"/>
+        </w:rPr>
         <w:t>Execute SQL against backend databases for extraction, validation and reconciliation, confirming delivered data matches documented requirements before release.</w:t>
+      </w:r>
+    </w:p>
+    <w:p>
+      <w:pPr>
+        <w:pStyle w:val="ListBullet"/>
+        <w:spacing w:after="40" w:before="0" w:line="240" w:lineRule="auto"/>
+        <w:ind w:left="259" w:hanging="187"/>
+      </w:pPr>
+      <w:r>
+        <w:rPr>
+          <w:rFonts w:ascii="Calibri" w:hAnsi="Calibri"/>
+          <w:sz w:val="20"/>
+        </w:rPr>
+        <w:t>Partnered with product and operations teams to turn analysis into process improvements, contributing to a $10,000 monthly labor cost reduction.</w:t>
+      </w:r>
+    </w:p>
+    <w:p>
+      <w:pPr>
+        <w:pStyle w:val="ListBullet"/>
+        <w:spacing w:after="40" w:before="0" w:line="240" w:lineRule="auto"/>
+        <w:ind w:left="259" w:hanging="187"/>
+      </w:pPr>
+      <w:r>
+        <w:rPr>
+          <w:rFonts w:ascii="Calibri" w:hAnsi="Calibri"/>
+          <w:sz w:val="20"/>
+        </w:rPr>
+        <w:t>Own data quality and governance processes across cross-functional analytics initiatives, maintaining review controls, ownership clarity and standards adoption that keep enterprise reporting trusted.</w:t>
       </w:r>
     </w:p>
     <w:p>
@@ -345,77 +475,7 @@
           <w:rFonts w:ascii="Calibri" w:hAnsi="Calibri"/>
           <w:sz w:val="20"/>
         </w:rPr>
-        <w:t>Partnered with product and operations teams to turn analysis into process improvements, contributing to a $10,000 monthly labor cost reduction.</w:t>
-      </w:r>
-    </w:p>
-    <w:p>
-      <w:pPr>
-        <w:pStyle w:val="ListBullet"/>
-        <w:spacing w:after="40" w:before="0" w:line="240" w:lineRule="auto"/>
-        <w:ind w:left="259" w:hanging="187"/>
-      </w:pPr>
-      <w:r>
-        <w:rPr>
-          <w:rFonts w:ascii="Calibri" w:hAnsi="Calibri"/>
-          <w:sz w:val="20"/>
-        </w:rPr>
-        <w:t>Elicit business, functional and non-functional requirements from non-technical stakeholders and translate them into documented specifications, user stories and acceptance criteria.</w:t>
-      </w:r>
-    </w:p>
-    <w:p>
-      <w:pPr>
-        <w:pStyle w:val="ListBullet"/>
-        <w:spacing w:after="40" w:before="0" w:line="240" w:lineRule="auto"/>
-        <w:ind w:left="259" w:hanging="187"/>
-      </w:pPr>
-      <w:r>
-        <w:rPr>
-          <w:rFonts w:ascii="Calibri" w:hAnsi="Calibri"/>
-          <w:sz w:val="20"/>
-        </w:rPr>
-        <w:t>Analyze current- and future-state business processes to identify gaps, dependencies and improvement opportunities ahead of build.</w:t>
-      </w:r>
-    </w:p>
-    <w:p>
-      <w:pPr>
-        <w:pStyle w:val="ListBullet"/>
-        <w:spacing w:after="40" w:before="0" w:line="240" w:lineRule="auto"/>
-        <w:ind w:left="259" w:hanging="187"/>
-      </w:pPr>
-      <w:r>
-        <w:rPr>
-          <w:rFonts w:ascii="Calibri" w:hAnsi="Calibri"/>
-          <w:sz w:val="20"/>
-        </w:rPr>
-        <w:t>Build and automate Python and SQL data pipelines and reporting applications released through CI/CD practices on cloud infrastructure.</w:t>
-      </w:r>
-    </w:p>
-    <w:p>
-      <w:pPr>
-        <w:pStyle w:val="ListBullet"/>
-        <w:spacing w:after="40" w:before="0" w:line="240" w:lineRule="auto"/>
-        <w:ind w:left="259" w:hanging="187"/>
-      </w:pPr>
-      <w:r>
-        <w:rPr>
-          <w:rFonts w:ascii="Calibri" w:hAnsi="Calibri"/>
-          <w:sz w:val="20"/>
-        </w:rPr>
-        <w:t>Serve as an expert resource to report consumers and mentor junior analysts on analytical methods, documentation standards and stakeholder communication.</w:t>
-      </w:r>
-    </w:p>
-    <w:p>
-      <w:pPr>
-        <w:pStyle w:val="ListBullet"/>
-        <w:spacing w:after="40" w:before="0" w:line="240" w:lineRule="auto"/>
-        <w:ind w:left="259" w:hanging="187"/>
-      </w:pPr>
-      <w:r>
-        <w:rPr>
-          <w:rFonts w:ascii="Calibri" w:hAnsi="Calibri"/>
-          <w:sz w:val="20"/>
-        </w:rPr>
-        <w:t>Track analytics and delivery work in JIRA and document standards, templates and procedures in Confluence, maintaining backlog visibility, ownership and dependency tracking.</w:t>
+        <w:t>Developed SQL and Python analyses across large-scale sales datasets to surface demand-supply imbalances, improving forecast accuracy 25% and informing inventory and capacity decisions.</w:t>
       </w:r>
     </w:p>
     <w:p>
@@ -471,7 +531,21 @@
           <w:rFonts w:ascii="Calibri" w:hAnsi="Calibri"/>
           <w:sz w:val="20"/>
         </w:rPr>
-        <w:t>Performed impact and scope analysis across supported applications and integrations, identifying systems impacts, dependencies and requirement gaps before build.</w:t>
+        <w:t>Managed and analyzed data for 1,000+ pharmaceutical SKUs across East and West Africa, building reporting infrastructure to monitor supply-demand balance and flag inventory risk in real time.</w:t>
+      </w:r>
+    </w:p>
+    <w:p>
+      <w:pPr>
+        <w:pStyle w:val="ListBullet"/>
+        <w:spacing w:after="40" w:before="0" w:line="240" w:lineRule="auto"/>
+        <w:ind w:left="259" w:hanging="187"/>
+      </w:pPr>
+      <w:r>
+        <w:rPr>
+          <w:rFonts w:ascii="Calibri" w:hAnsi="Calibri"/>
+          <w:sz w:val="20"/>
+        </w:rPr>
+        <w:t>Conducted cost-benefit and root cause analysis in SQL, Power BI and Tableau across pharmaceutical operations, identifying inefficiencies that drove a $50M reduction in logistics costs.</w:t>
       </w:r>
     </w:p>
     <w:p>
@@ -499,35 +573,7 @@
           <w:rFonts w:ascii="Calibri" w:hAnsi="Calibri"/>
           <w:sz w:val="20"/>
         </w:rPr>
-        <w:t>Managed analytics delivery under Agile/Scrum and Waterfall in JIRA, tracking work items, owners, status, dependencies and risks while aligning stakeholders on roadmaps.</w:t>
-      </w:r>
-    </w:p>
-    <w:p>
-      <w:pPr>
-        <w:pStyle w:val="ListBullet"/>
-        <w:spacing w:after="40" w:before="0" w:line="240" w:lineRule="auto"/>
-        <w:ind w:left="259" w:hanging="187"/>
-      </w:pPr>
-      <w:r>
-        <w:rPr>
-          <w:rFonts w:ascii="Calibri" w:hAnsi="Calibri"/>
-          <w:sz w:val="20"/>
-        </w:rPr>
-        <w:t>Conducted cost-benefit and root cause analysis in SQL, Power BI and Tableau across pharmaceutical operations, identifying inefficiencies that drove a $50M reduction in logistics costs.</w:t>
-      </w:r>
-    </w:p>
-    <w:p>
-      <w:pPr>
-        <w:pStyle w:val="ListBullet"/>
-        <w:spacing w:after="40" w:before="0" w:line="240" w:lineRule="auto"/>
-        <w:ind w:left="259" w:hanging="187"/>
-      </w:pPr>
-      <w:r>
-        <w:rPr>
-          <w:rFonts w:ascii="Calibri" w:hAnsi="Calibri"/>
-          <w:sz w:val="20"/>
-        </w:rPr>
-        <w:t>Managed and analyzed data for 1,000+ pharmaceutical SKUs across East and West Africa, building reporting infrastructure to monitor supply-demand balance and flag inventory risk in real time.</w:t>
+        <w:t>Established a standardized Informatica ETL operating procedure for product data ingestion into SAP, creating consistent, auditable and lineage-traceable data flows across business functions.</w:t>
       </w:r>
     </w:p>
     <w:p>
@@ -546,7 +592,21 @@
     </w:p>
     <w:p>
       <w:pPr>
-        <w:spacing w:after="60" w:before="160" w:line="240" w:lineRule="auto"/>
+        <w:pStyle w:val="ListBullet"/>
+        <w:spacing w:after="40" w:before="0" w:line="240" w:lineRule="auto"/>
+        <w:ind w:left="259" w:hanging="187"/>
+      </w:pPr>
+      <w:r>
+        <w:rPr>
+          <w:rFonts w:ascii="Calibri" w:hAnsi="Calibri"/>
+          <w:sz w:val="20"/>
+        </w:rPr>
+        <w:t>Improved demand forecast accuracy 20% through recurring performance reviews with planners and business subject-matter experts, using statistical models and historical trend analysis.</w:t>
+      </w:r>
+    </w:p>
+    <w:p>
+      <w:pPr>
+        <w:spacing w:after="60" w:before="140" w:line="240" w:lineRule="auto"/>
         <w:pBdr>
           <w:bottom w:val="single" w:sz="6" w:space="2" w:color="BFBFBF"/>
         </w:pBdr>
@@ -621,7 +681,7 @@
     </w:p>
     <w:sectPr>
       <w:pgSz w:w="12240" w:h="15840"/>
-      <w:pgMar w:top="720" w:right="936" w:bottom="720" w:left="936" w:header="720" w:footer="720" w:gutter="0"/>
+      <w:pgMar w:top="720" w:right="864" w:bottom="720" w:left="864" w:header="720" w:footer="720" w:gutter="0"/>
       <w:cols w:space="720"/>
       <w:docGrid w:linePitch="360"/>
     </w:sectPr>
